--- a/docs/legal-templates/generated/sophia-kanouni-bsp37-bon-de-commande.docx
+++ b/docs/legal-templates/generated/sophia-kanouni-bsp37-bon-de-commande.docx
@@ -186,7 +186,7 @@
         <w:rPr>
           <w:rtl w:val="0"/>
         </w:rPr>
-        <w:t xml:space="preserve"> : Système IA Claude + Obsidian et refonte + maintenance du site web bsp37.com..</w:t>
+        <w:t xml:space="preserve"> : Refonte + maintenance du site web bsp37.com et gestion Meta Ads à partir du 1er septembre 2026..</w:t>
       </w:r>
     </w:p>
     <w:p>
@@ -207,7 +207,7 @@
         <w:rPr>
           <w:rtl w:val="0"/>
         </w:rPr>
-        <w:t xml:space="preserve"> : Installation et configuration d'un système IA privé (Claude + Obsidian) pour centraliser la connaissance opérationnelle de BSP 37, formation à la routine d'utilisation, et refonte complète du site web bsp37.com avec maintenance mensuelle..</w:t>
+        <w:t xml:space="preserve"> : Refonte complète du site web bsp37.com avec maintenance mensuelle, puis gestion des campagnes Meta Ads pour l'activité film solaire à partir du 1er septembre 2026, incluant la création de deux publicités de lancement. Le forfait mensuel est de 250,00 € HT, composé de 150,00 € HT pour le site web et 100,00 € HT pour la gestion Meta Ads..</w:t>
       </w:r>
     </w:p>
     <w:p>
@@ -241,7 +241,7 @@
         <w:rPr>
           <w:rtl w:val="0"/>
         </w:rPr>
-        <w:t>•  Vault Obsidian BSP 37 configuré + Claude opérationnel + guide d'installation et d'utilisation Lucid-Lab.</w:t>
+        <w:t>•  Site web bsp37.com refondu sur technologie moderne : catalogue, galerie, services, formulaires, déploiement.</w:t>
       </w:r>
     </w:p>
     <w:p>
@@ -254,7 +254,7 @@
         <w:rPr>
           <w:rtl w:val="0"/>
         </w:rPr>
-        <w:t>•  Site web bsp37.com refondu sur technologie moderne : catalogue, galerie, services, formulaires, déploiement.</w:t>
+        <w:t>•  Maintenance mensuelle du site : mises à jour, corrections, suivi SEO et performances.</w:t>
       </w:r>
     </w:p>
     <w:p>
@@ -267,7 +267,7 @@
         <w:rPr>
           <w:rtl w:val="0"/>
         </w:rPr>
-        <w:t>•  Maintenance mensuelle du site : mises à jour, corrections, suivi SEO et performances.</w:t>
+        <w:t>•  Gestion Meta Ads à partir du 1er septembre 2026 + création de deux publicités de lancement.</w:t>
       </w:r>
     </w:p>
     <w:p>
@@ -396,7 +396,7 @@
                 <w:szCs w:val="20"/>
                 <w:rtl w:val="0"/>
               </w:rPr>
-              <w:t>2 300,00 € (500 € setup IA + 12 × 150,00 €)</w:t>
+              <w:t>3 250,00 € (250,00 € création de deux publicités + 12 × 250,00 €, dont 150,00 € site web et 100,00 € gestion Meta Ads mensuels)</w:t>
             </w:r>
             <w:r>
               <w:rPr>
@@ -457,7 +457,7 @@
                 <w:szCs w:val="20"/>
                 <w:rtl w:val="0"/>
               </w:rPr>
-              <w:t>460,00 €</w:t>
+              <w:t>650,00 €</w:t>
             </w:r>
             <w:r>
               <w:rPr>
@@ -518,7 +518,7 @@
                 <w:szCs w:val="20"/>
                 <w:rtl w:val="0"/>
               </w:rPr>
-              <w:t>2 760,00 €</w:t>
+              <w:t>3 900,00 €</w:t>
             </w:r>
             <w:r>
               <w:rPr>
@@ -579,7 +579,7 @@
                 <w:szCs w:val="20"/>
                 <w:rtl w:val="0"/>
               </w:rPr>
-              <w:t>☑ Setup IA (500 € HT / 600 € TTC) + Mensuel 12 mois — engagement ferme</w:t>
+              <w:t>☑ Mensuel 12 mois — site web + gestion Meta Ads à partir du 1er septembre 2026 + frais unique création de deux publicités</w:t>
             </w:r>
             <w:r>
               <w:rPr>
@@ -640,7 +640,7 @@
                 <w:szCs w:val="20"/>
                 <w:rtl w:val="0"/>
               </w:rPr>
-              <w:t>600,00 € TTC (setup IA, avant démarrage) + 180,00 € TTC × 12 mois</w:t>
+              <w:t>300,00 € TTC (création de deux publicités, frais unique) + 300,00 € TTC × 12 mois (180,00 € TTC site web + 120,00 € TTC gestion Meta Ads)</w:t>
             </w:r>
             <w:r>
               <w:rPr>
@@ -1390,7 +1390,7 @@
         <w:rPr>
           <w:rtl w:val="0"/>
         </w:rPr>
-        <w:t>Mention manuscrite obligatoire du Client : « Lu et approuvé — Bon pour accord et commande ferme — Prix : 2 € — Modalité : one-shot / mensuel 12 mois ».</w:t>
+        <w:t>Mention manuscrite obligatoire du Client : « Lu et approuvé — Bon pour accord et commande ferme — Prix : 3 € — Modalité : one-shot / mensuel 12 mois ».</w:t>
       </w:r>
     </w:p>
     <w:p>
